--- a/templates/indemnification-agreement-ccorp.docx
+++ b/templates/indemnification-agreement-ccorp.docx
@@ -4,29 +4,6 @@
   <w:body>
     <w:p>
       <w:pPr>
-        <w:spacing w:after="240"/>
-        <w:jc w:val="left"/>
-      </w:pPr>
-      <w:r>
-        <w:rPr>
-          <w:b/>
-          <w:i/>
-          <w:sz w:val="20"/>
-          <w:szCs w:val="20"/>
-        </w:rPr>
-        <w:t xml:space="preserve">Drafting note (delete before use): </w:t>
-      </w:r>
-      <w:r>
-        <w:rPr>
-          <w:i/>
-          <w:sz w:val="20"/>
-          <w:szCs w:val="20"/>
-        </w:rPr>
-        <w:t xml:space="preserve">Protects the company’s human director/officer to the fullest extent Delaware law allows — broader and more certain than the Bylaws alone. Use one agreement per indemnitee. Replace bracketed terms.</w:t>
-      </w:r>
-    </w:p>
-    <w:p>
-      <w:pPr>
         <w:spacing w:after="60" w:before="0"/>
         <w:jc w:val="center"/>
       </w:pPr>
@@ -52,16 +29,16 @@
           <w:sz w:val="24"/>
           <w:szCs w:val="24"/>
         </w:rPr>
-        <w:t xml:space="preserve">[COMPANY NAME], INC.</w:t>
-      </w:r>
-    </w:p>
-    <w:p>
-      <w:pPr>
-        <w:spacing w:after="200" w:line="276"/>
-        <w:jc w:val="both"/>
-      </w:pPr>
-      <w:r>
-        <w:t xml:space="preserve">This Indemnification Agreement (this “Agreement”) is made as of [DATE] between [COMPANY NAME], Inc., a Delaware corporation (the “Company”), and [INDEMNITEE NAME] (the “Indemnitee”), who serves as a director and/or officer of the Company.</w:t>
+        <w:t>{Company Name Upper}</w:t>
+      </w:r>
+    </w:p>
+    <w:p>
+      <w:pPr>
+        <w:spacing w:after="200" w:line="276"/>
+        <w:jc w:val="both"/>
+      </w:pPr>
+      <w:r>
+        <w:t>This Indemnification Agreement (this “Agreement”) is made as of {Effective Date} between {Company Name}, a Delaware corporation (the “Company”), and {Director Name} (the “Indemnitee”), who serves as a director and/or officer of the Company.</w:t>
       </w:r>
     </w:p>
     <w:p>
@@ -187,16 +164,16 @@
           <w:b/>
           <w:bCs/>
         </w:rPr>
-        <w:t xml:space="preserve">Directors’ and Officers’ Insurance [optional].</w:t>
-      </w:r>
-    </w:p>
-    <w:p>
-      <w:pPr>
-        <w:spacing w:after="200" w:line="276"/>
-        <w:jc w:val="both"/>
-      </w:pPr>
-      <w:r>
-        <w:t xml:space="preserve">The Company [shall use commercially reasonable efforts to maintain / may maintain] directors’ and officers’ liability insurance covering the Indemnitee on terms no less favorable than coverage provided to the Company’s other directors and officers.</w:t>
+        <w:t>Directors’ and Officers’ Insurance.</w:t>
+      </w:r>
+    </w:p>
+    <w:p>
+      <w:pPr>
+        <w:spacing w:after="200" w:line="276"/>
+        <w:jc w:val="both"/>
+      </w:pPr>
+      <w:r>
+        <w:t>The Company may maintain directors’ and officers’ liability insurance covering the Indemnitee on terms no less favorable than coverage provided to the Company’s other directors and officers.</w:t>
       </w:r>
     </w:p>
     <w:p>
@@ -309,7 +286,7 @@
         <w:spacing w:after="0" w:before="360"/>
       </w:pPr>
       <w:r>
-        <w:t xml:space="preserve">______________________________</w:t>
+        <w:t>{signature:officer_____}</w:t>
       </w:r>
     </w:p>
     <w:p>
@@ -317,7 +294,7 @@
         <w:spacing w:after="200"/>
       </w:pPr>
       <w:r>
-        <w:t xml:space="preserve">[COMPANY NAME], INC., by [NAME], President and Chief Executive Officer</w:t>
+        <w:t>{Company Name Upper}, by {Officer Name}, President and Chief Executive Officer</w:t>
       </w:r>
     </w:p>
     <w:p>
@@ -340,7 +317,7 @@
         <w:spacing w:after="0" w:before="360"/>
       </w:pPr>
       <w:r>
-        <w:t xml:space="preserve">______________________________</w:t>
+        <w:t>{signature:director_____}</w:t>
       </w:r>
     </w:p>
     <w:p>
@@ -348,7 +325,7 @@
         <w:spacing w:after="200"/>
       </w:pPr>
       <w:r>
-        <w:t xml:space="preserve">[INDEMNITEE NAME]</w:t>
+        <w:t>{Director Name}</w:t>
       </w:r>
     </w:p>
     <w:sectPr>
@@ -470,7 +447,7 @@
         <w:sz w:val="20"/>
         <w:szCs w:val="20"/>
       </w:rPr>
-      <w:t xml:space="preserve">[COMPANY NAME], INC. — Indemnification Agreement</w:t>
+      <w:t>{Company Name Upper} — Indemnification Agreement</w:t>
     </w:r>
   </w:p>
 </w:hdr>
